--- a/syllabus.docx
+++ b/syllabus.docx
@@ -26,7 +26,6 @@
         </w:rPr>
         <w:t>"</w:t>
       </w:r>
-      <w:proofErr w:type="spellStart"/>
       <w:r>
         <w:rPr>
           <w:rStyle w:val="q"/>
@@ -39,7 +38,6 @@
         </w:rPr>
         <w:t>אָז</w:t>
       </w:r>
-      <w:proofErr w:type="spellEnd"/>
       <w:r>
         <w:rPr>
           <w:rStyle w:val="q"/>
@@ -52,7 +50,6 @@
         </w:rPr>
         <w:t xml:space="preserve"> </w:t>
       </w:r>
-      <w:proofErr w:type="spellStart"/>
       <w:r>
         <w:rPr>
           <w:rStyle w:val="q"/>
@@ -65,7 +62,6 @@
         </w:rPr>
         <w:t>תָּבִין</w:t>
       </w:r>
-      <w:proofErr w:type="spellEnd"/>
       <w:r>
         <w:rPr>
           <w:rStyle w:val="q"/>
@@ -102,7 +98,6 @@
         </w:rPr>
         <w:t xml:space="preserve"> </w:t>
       </w:r>
-      <w:proofErr w:type="spellStart"/>
       <w:r>
         <w:rPr>
           <w:rStyle w:val="q"/>
@@ -115,7 +110,6 @@
         </w:rPr>
         <w:t>וּמִשְׁפָּט</w:t>
       </w:r>
-      <w:proofErr w:type="spellEnd"/>
       <w:r>
         <w:rPr>
           <w:rStyle w:val="q"/>
@@ -128,7 +122,6 @@
         </w:rPr>
         <w:t xml:space="preserve"> </w:t>
       </w:r>
-      <w:proofErr w:type="spellStart"/>
       <w:r>
         <w:rPr>
           <w:rStyle w:val="q"/>
@@ -139,9 +132,20 @@
           <w:rtl/>
           <w:lang w:eastAsia="en-US"/>
         </w:rPr>
-        <w:t>וּמֵישָׁרִים</w:t>
-      </w:r>
-      <w:proofErr w:type="spellEnd"/>
+        <w:t>וּמֵישָׁרִים, כָּל</w:t>
+      </w:r>
+      <w:r>
+        <w:rPr>
+          <w:rStyle w:val="q"/>
+          <w:rFonts w:ascii="Calibri" w:eastAsia="Arial" w:hAnsi="Calibri" w:cs="Calibri"/>
+          <w:color w:val="0000CC"/>
+          <w:sz w:val="20"/>
+          <w:szCs w:val="20"/>
+          <w:rtl/>
+          <w:lang w:eastAsia="en-US"/>
+        </w:rPr>
+        <w:t xml:space="preserve"> </w:t>
+      </w:r>
       <w:r>
         <w:rPr>
           <w:rStyle w:val="q"/>
@@ -152,9 +156,20 @@
           <w:rtl/>
           <w:lang w:eastAsia="en-US"/>
         </w:rPr>
-        <w:t xml:space="preserve">, </w:t>
-      </w:r>
-      <w:proofErr w:type="spellStart"/>
+        <w:t>מַעְגַּל</w:t>
+      </w:r>
+      <w:r>
+        <w:rPr>
+          <w:rStyle w:val="q"/>
+          <w:rFonts w:ascii="Calibri" w:eastAsia="Arial" w:hAnsi="Calibri" w:cs="Calibri"/>
+          <w:color w:val="0000CC"/>
+          <w:sz w:val="20"/>
+          <w:szCs w:val="20"/>
+          <w:rtl/>
+          <w:lang w:eastAsia="en-US"/>
+        </w:rPr>
+        <w:t xml:space="preserve"> </w:t>
+      </w:r>
       <w:r>
         <w:rPr>
           <w:rStyle w:val="q"/>
@@ -165,61 +180,8 @@
           <w:rtl/>
           <w:lang w:eastAsia="en-US"/>
         </w:rPr>
-        <w:t>כָּל</w:t>
-      </w:r>
-      <w:proofErr w:type="spellEnd"/>
-      <w:r>
-        <w:rPr>
-          <w:rStyle w:val="q"/>
-          <w:rFonts w:ascii="Calibri" w:eastAsia="Arial" w:hAnsi="Calibri" w:cs="Calibri"/>
-          <w:color w:val="0000CC"/>
-          <w:sz w:val="20"/>
-          <w:szCs w:val="20"/>
-          <w:rtl/>
-          <w:lang w:eastAsia="en-US"/>
-        </w:rPr>
-        <w:t xml:space="preserve"> </w:t>
-      </w:r>
-      <w:proofErr w:type="spellStart"/>
-      <w:r>
-        <w:rPr>
-          <w:rStyle w:val="q"/>
-          <w:rFonts w:ascii="Calibri" w:eastAsia="Times New Roman" w:hAnsi="Calibri" w:cs="Calibri"/>
-          <w:color w:val="0000CC"/>
-          <w:sz w:val="20"/>
-          <w:szCs w:val="20"/>
-          <w:rtl/>
-          <w:lang w:eastAsia="en-US"/>
-        </w:rPr>
-        <w:t>מַעְגַּל</w:t>
-      </w:r>
-      <w:proofErr w:type="spellEnd"/>
-      <w:r>
-        <w:rPr>
-          <w:rStyle w:val="q"/>
-          <w:rFonts w:ascii="Calibri" w:eastAsia="Arial" w:hAnsi="Calibri" w:cs="Calibri"/>
-          <w:color w:val="0000CC"/>
-          <w:sz w:val="20"/>
-          <w:szCs w:val="20"/>
-          <w:rtl/>
-          <w:lang w:eastAsia="en-US"/>
-        </w:rPr>
-        <w:t xml:space="preserve"> </w:t>
-      </w:r>
-      <w:proofErr w:type="spellStart"/>
-      <w:r>
-        <w:rPr>
-          <w:rStyle w:val="q"/>
-          <w:rFonts w:ascii="Calibri" w:eastAsia="Times New Roman" w:hAnsi="Calibri" w:cs="Calibri"/>
-          <w:color w:val="0000CC"/>
-          <w:sz w:val="20"/>
-          <w:szCs w:val="20"/>
-          <w:rtl/>
-          <w:lang w:eastAsia="en-US"/>
-        </w:rPr>
         <w:t>טוֹב</w:t>
       </w:r>
-      <w:proofErr w:type="spellEnd"/>
       <w:r>
         <w:rPr>
           <w:rFonts w:ascii="Calibri" w:eastAsia="Times New Roman" w:hAnsi="Calibri" w:cs="Calibri"/>
@@ -788,39 +750,7 @@
           <w:rFonts w:ascii="Arial" w:hAnsi="Arial" w:cs="Arial"/>
           <w:rtl/>
         </w:rPr>
-        <w:t xml:space="preserve">להגדיר באופן </w:t>
-      </w:r>
-      <w:proofErr w:type="spellStart"/>
-      <w:r>
-        <w:rPr>
-          <w:rFonts w:ascii="Arial" w:hAnsi="Arial" w:cs="Arial"/>
-          <w:rtl/>
-        </w:rPr>
-        <w:t>מתימטי</w:t>
-      </w:r>
-      <w:proofErr w:type="spellEnd"/>
-      <w:r>
-        <w:rPr>
-          <w:rFonts w:ascii="Arial" w:hAnsi="Arial" w:cs="Arial"/>
-          <w:rtl/>
-        </w:rPr>
-        <w:t xml:space="preserve"> </w:t>
-      </w:r>
-      <w:proofErr w:type="spellStart"/>
-      <w:r>
-        <w:rPr>
-          <w:rFonts w:ascii="Arial" w:hAnsi="Arial" w:cs="Arial"/>
-          <w:rtl/>
-        </w:rPr>
-        <w:t>מדוייק</w:t>
-      </w:r>
-      <w:proofErr w:type="spellEnd"/>
-      <w:r>
-        <w:rPr>
-          <w:rFonts w:ascii="Arial" w:hAnsi="Arial" w:cs="Arial"/>
-          <w:rtl/>
-        </w:rPr>
-        <w:t xml:space="preserve"> תכונות שונות של </w:t>
+        <w:t xml:space="preserve">להגדיר באופן מתימטי מדוייק תכונות שונות של </w:t>
       </w:r>
       <w:r>
         <w:rPr>
@@ -942,7 +872,6 @@
         </w:rPr>
         <w:t xml:space="preserve">ג. </w:t>
       </w:r>
-      <w:proofErr w:type="spellStart"/>
       <w:r>
         <w:rPr>
           <w:rFonts w:ascii="Arial" w:hAnsi="Arial" w:cs="Arial"/>
@@ -953,20 +882,7 @@
           <w:szCs w:val="28"/>
           <w:rtl/>
         </w:rPr>
-        <w:t>פרוייקט</w:t>
-      </w:r>
-      <w:proofErr w:type="spellEnd"/>
-      <w:r>
-        <w:rPr>
-          <w:rFonts w:ascii="Arial" w:hAnsi="Arial" w:cs="Arial"/>
-          <w:b/>
-          <w:bCs/>
-          <w:color w:val="0000FF"/>
-          <w:sz w:val="28"/>
-          <w:szCs w:val="28"/>
-          <w:rtl/>
-        </w:rPr>
-        <w:t xml:space="preserve"> המשך</w:t>
+        <w:t>פרוייקט המשך</w:t>
       </w:r>
       <w:r>
         <w:rPr>
@@ -989,39 +905,7 @@
           <w:rFonts w:ascii="Arial" w:hAnsi="Arial" w:cs="Arial"/>
           <w:rtl/>
         </w:rPr>
-        <w:t xml:space="preserve">סטודנטים הלומדים את הקורס יכולים, לפי בחירתם, לעשות </w:t>
-      </w:r>
-      <w:proofErr w:type="spellStart"/>
-      <w:r>
-        <w:rPr>
-          <w:rFonts w:ascii="Arial" w:hAnsi="Arial" w:cs="Arial"/>
-          <w:rtl/>
-        </w:rPr>
-        <w:t>פרוייקט</w:t>
-      </w:r>
-      <w:proofErr w:type="spellEnd"/>
-      <w:r>
-        <w:rPr>
-          <w:rFonts w:ascii="Arial" w:hAnsi="Arial" w:cs="Arial"/>
-          <w:rtl/>
-        </w:rPr>
-        <w:t xml:space="preserve"> שנתי על אחד מנושאי הקורס. </w:t>
-      </w:r>
-      <w:proofErr w:type="spellStart"/>
-      <w:r>
-        <w:rPr>
-          <w:rFonts w:ascii="Arial" w:hAnsi="Arial" w:cs="Arial"/>
-          <w:rtl/>
-        </w:rPr>
-        <w:t>הפרוייקט</w:t>
-      </w:r>
-      <w:proofErr w:type="spellEnd"/>
-      <w:r>
-        <w:rPr>
-          <w:rFonts w:ascii="Arial" w:hAnsi="Arial" w:cs="Arial"/>
-          <w:rtl/>
-        </w:rPr>
-        <w:t xml:space="preserve"> כולל תיכנות אלגוריתם חדשני מספרות המחקר בתחום. מומלץ לסטודנטים השוקלים להמשיך לתואר שני, או למשרה במחלקת-מחקר בחברת היי-טק.</w:t>
+        <w:t>סטודנטים הלומדים את הקורס יכולים, לפי בחירתם, לעשות פרוייקט שנתי על אחד מנושאי הקורס. הפרוייקט כולל תיכנות אלגוריתם חדשני מספרות המחקר בתחום. מומלץ לסטודנטים השוקלים להמשיך לתואר שני, או למשרה במחלקת-מחקר בחברת היי-טק.</w:t>
       </w:r>
     </w:p>
     <w:p>
@@ -2075,17 +1959,8 @@
                 <w:rFonts w:ascii="Arial" w:hAnsi="Arial" w:cs="Arial"/>
                 <w:rtl/>
               </w:rPr>
-              <w:t>ומשאבי-</w:t>
-            </w:r>
-            <w:proofErr w:type="spellStart"/>
-            <w:r>
-              <w:rPr>
-                <w:rFonts w:ascii="Arial" w:hAnsi="Arial" w:cs="Arial"/>
-                <w:rtl/>
-              </w:rPr>
-              <w:t>מיחשוב</w:t>
-            </w:r>
-            <w:proofErr w:type="spellEnd"/>
+              <w:t>ומשאבי-מחשוב</w:t>
+            </w:r>
           </w:p>
         </w:tc>
         <w:tc>
@@ -2117,10 +1992,10 @@
             </w:r>
             <w:r>
               <w:rPr>
-                <w:rFonts w:ascii="Arial" w:hAnsi="Arial" w:cs="Arial"/>
-                <w:rtl/>
-              </w:rPr>
-              <w:t>כלכלית</w:t>
+                <w:rFonts w:ascii="Arial" w:hAnsi="Arial" w:cs="Arial" w:hint="cs"/>
+                <w:rtl/>
+              </w:rPr>
+              <w:t>פארטו</w:t>
             </w:r>
           </w:p>
         </w:tc>
@@ -2192,17 +2067,10 @@
             </w:pPr>
             <w:r>
               <w:rPr>
-                <w:rFonts w:ascii="Arial" w:hAnsi="Arial" w:cs="Arial"/>
-                <w:rtl/>
-              </w:rPr>
-              <w:t xml:space="preserve">חלוקת </w:t>
-            </w:r>
-            <w:r>
-              <w:rPr>
-                <w:rFonts w:hint="cs"/>
-                <w:rtl/>
-              </w:rPr>
-              <w:t>מיטבית של חפצים בדידים</w:t>
+                <w:rFonts w:ascii="Arial" w:hAnsi="Arial" w:cs="Arial" w:hint="cs"/>
+                <w:rtl/>
+              </w:rPr>
+              <w:t>חלוקת חפצים בדידים</w:t>
             </w:r>
           </w:p>
         </w:tc>
@@ -2221,9 +2089,10 @@
             </w:pPr>
             <w:r>
               <w:rPr>
-                <w:rtl/>
-              </w:rPr>
-              <w:t>ערך אגליטרי – דאגה לחלשים</w:t>
+                <w:rFonts w:hint="cs"/>
+                <w:rtl/>
+              </w:rPr>
+              <w:t>חלוקה אגליטרית במדויק ובקרוב</w:t>
             </w:r>
           </w:p>
         </w:tc>
@@ -2544,7 +2413,7 @@
               <w:pStyle w:val="TableContents"/>
               <w:bidi/>
               <w:rPr>
-                <w:rFonts w:ascii="Arial" w:hAnsi="Arial" w:cs="Arial" w:hint="cs"/>
+                <w:rFonts w:ascii="Arial" w:hAnsi="Arial" w:cs="Arial"/>
                 <w:rtl/>
               </w:rPr>
             </w:pPr>
@@ -2570,7 +2439,6 @@
               <w:pStyle w:val="TableContents"/>
               <w:bidi/>
               <w:rPr>
-                <w:rFonts w:hint="cs"/>
                 <w:rtl/>
               </w:rPr>
             </w:pPr>
@@ -2933,19 +2801,20 @@
               <w:pStyle w:val="TableContents"/>
               <w:bidi/>
               <w:rPr>
-                <w:rFonts w:ascii="Arial" w:hAnsi="Arial" w:cs="Arial"/>
-                <w:b/>
-                <w:bCs/>
-              </w:rPr>
-            </w:pPr>
-            <w:r>
-              <w:rPr>
                 <w:rFonts w:ascii="Arial" w:hAnsi="Arial" w:cs="Arial" w:hint="cs"/>
                 <w:b/>
                 <w:bCs/>
                 <w:rtl/>
               </w:rPr>
-              <w:t>11</w:t>
+            </w:pPr>
+            <w:r>
+              <w:rPr>
+                <w:rFonts w:ascii="Arial" w:hAnsi="Arial" w:cs="Arial" w:hint="cs"/>
+                <w:b/>
+                <w:bCs/>
+                <w:rtl/>
+              </w:rPr>
+              <w:t>10</w:t>
             </w:r>
           </w:p>
         </w:tc>
@@ -2963,7 +2832,7 @@
               <w:pStyle w:val="TableContents"/>
               <w:bidi/>
               <w:rPr>
-                <w:rFonts w:ascii="Arial" w:hAnsi="Arial" w:cs="Arial"/>
+                <w:rFonts w:ascii="Arial" w:hAnsi="Arial" w:cs="Arial" w:hint="cs"/>
                 <w:rtl/>
               </w:rPr>
             </w:pPr>
@@ -2972,7 +2841,7 @@
                 <w:rFonts w:ascii="Arial" w:hAnsi="Arial" w:cs="Arial" w:hint="cs"/>
                 <w:rtl/>
               </w:rPr>
-              <w:t>אלגוריתמי החלפה</w:t>
+              <w:t>חלוקת עלויות</w:t>
             </w:r>
           </w:p>
         </w:tc>
@@ -2990,7 +2859,7 @@
               <w:pStyle w:val="TableContents"/>
               <w:bidi/>
               <w:rPr>
-                <w:rFonts w:ascii="Arial" w:eastAsia="Times New Roman" w:hAnsi="Arial" w:cs="Arial"/>
+                <w:rFonts w:ascii="Arial" w:eastAsia="Times New Roman" w:hAnsi="Arial" w:cs="Arial" w:hint="cs"/>
                 <w:rtl/>
                 <w:lang w:eastAsia="en-US"/>
               </w:rPr>
@@ -3001,7 +2870,7 @@
                 <w:rtl/>
                 <w:lang w:eastAsia="en-US"/>
               </w:rPr>
-              <w:t>עידוד השתתפות</w:t>
+              <w:t>ערך שאפלי</w:t>
             </w:r>
           </w:p>
         </w:tc>
@@ -3026,7 +2895,121 @@
               <w:rPr>
                 <w:rFonts w:ascii="Arial" w:hAnsi="Arial" w:cs="Arial"/>
               </w:rPr>
-              <w:t>Exchange algorithms</w:t>
+              <w:t>Cost sharing; Shapley value</w:t>
+            </w:r>
+          </w:p>
+        </w:tc>
+      </w:tr>
+      <w:tr>
+        <w:tc>
+          <w:tcPr>
+            <w:tcW w:w="502" w:type="dxa"/>
+            <w:tcBorders>
+              <w:top w:val="single" w:sz="4" w:space="0" w:color="auto"/>
+              <w:left w:val="single" w:sz="2" w:space="0" w:color="000000"/>
+              <w:bottom w:val="single" w:sz="4" w:space="0" w:color="auto"/>
+            </w:tcBorders>
+          </w:tcPr>
+          <w:p>
+            <w:pPr>
+              <w:pStyle w:val="TableContents"/>
+              <w:bidi/>
+              <w:rPr>
+                <w:rFonts w:ascii="Arial" w:hAnsi="Arial" w:cs="Arial"/>
+                <w:b/>
+                <w:bCs/>
+              </w:rPr>
+            </w:pPr>
+            <w:r>
+              <w:rPr>
+                <w:rFonts w:ascii="Arial" w:hAnsi="Arial" w:cs="Arial" w:hint="cs"/>
+                <w:b/>
+                <w:bCs/>
+                <w:rtl/>
+              </w:rPr>
+              <w:t>11</w:t>
+            </w:r>
+          </w:p>
+        </w:tc>
+        <w:tc>
+          <w:tcPr>
+            <w:tcW w:w="2817" w:type="dxa"/>
+            <w:tcBorders>
+              <w:top w:val="single" w:sz="4" w:space="0" w:color="auto"/>
+              <w:left w:val="single" w:sz="2" w:space="0" w:color="000000"/>
+              <w:bottom w:val="single" w:sz="4" w:space="0" w:color="auto"/>
+            </w:tcBorders>
+          </w:tcPr>
+          <w:p>
+            <w:pPr>
+              <w:pStyle w:val="TableContents"/>
+              <w:bidi/>
+              <w:rPr>
+                <w:rFonts w:ascii="Arial" w:hAnsi="Arial" w:cs="Arial"/>
+                <w:rtl/>
+              </w:rPr>
+            </w:pPr>
+            <w:r>
+              <w:rPr>
+                <w:rFonts w:ascii="Arial" w:hAnsi="Arial" w:cs="Arial" w:hint="cs"/>
+                <w:rtl/>
+              </w:rPr>
+              <w:t>שיבוצים ושידוכים</w:t>
+            </w:r>
+          </w:p>
+        </w:tc>
+        <w:tc>
+          <w:tcPr>
+            <w:tcW w:w="3137" w:type="dxa"/>
+            <w:tcBorders>
+              <w:top w:val="single" w:sz="4" w:space="0" w:color="auto"/>
+              <w:left w:val="single" w:sz="2" w:space="0" w:color="000000"/>
+              <w:bottom w:val="single" w:sz="4" w:space="0" w:color="auto"/>
+            </w:tcBorders>
+          </w:tcPr>
+          <w:p>
+            <w:pPr>
+              <w:pStyle w:val="TableContents"/>
+              <w:bidi/>
+              <w:rPr>
+                <w:rFonts w:ascii="Arial" w:eastAsia="Times New Roman" w:hAnsi="Arial" w:cs="Arial"/>
+                <w:rtl/>
+                <w:lang w:eastAsia="en-US"/>
+              </w:rPr>
+            </w:pPr>
+            <w:r>
+              <w:rPr>
+                <w:rFonts w:ascii="Arial" w:eastAsia="Times New Roman" w:hAnsi="Arial" w:cs="Arial" w:hint="cs"/>
+                <w:rtl/>
+                <w:lang w:eastAsia="en-US"/>
+              </w:rPr>
+              <w:t>יציבות</w:t>
+            </w:r>
+          </w:p>
+        </w:tc>
+        <w:tc>
+          <w:tcPr>
+            <w:tcW w:w="3260" w:type="dxa"/>
+            <w:tcBorders>
+              <w:top w:val="single" w:sz="4" w:space="0" w:color="auto"/>
+              <w:left w:val="single" w:sz="2" w:space="0" w:color="000000"/>
+              <w:bottom w:val="single" w:sz="4" w:space="0" w:color="auto"/>
+              <w:right w:val="single" w:sz="4" w:space="0" w:color="auto"/>
+            </w:tcBorders>
+          </w:tcPr>
+          <w:p>
+            <w:pPr>
+              <w:pStyle w:val="TableContents"/>
+              <w:rPr>
+                <w:rFonts w:ascii="Arial" w:hAnsi="Arial" w:cs="Arial" w:hint="cs"/>
+                <w:rtl/>
+              </w:rPr>
+            </w:pPr>
+            <w:r>
+              <w:rPr>
+                <w:rFonts w:ascii="Arial" w:hAnsi="Arial" w:cs="Arial"/>
+              </w:rPr>
+              <w:t>Stable matching</w:t>
             </w:r>
           </w:p>
         </w:tc>
@@ -3086,7 +3069,7 @@
                 <w:rFonts w:ascii="Arial" w:hAnsi="Arial" w:cs="Arial" w:hint="cs"/>
                 <w:rtl/>
               </w:rPr>
-              <w:t>החלפת איברים להשתלה</w:t>
+              <w:t>החלפת בתים והחלפת איברים להשתלה</w:t>
             </w:r>
           </w:p>
         </w:tc>
@@ -3115,7 +3098,15 @@
                 <w:rtl/>
                 <w:lang w:eastAsia="en-US"/>
               </w:rPr>
-              <w:t>עידוד השתתפות; יעילות</w:t>
+              <w:t xml:space="preserve">עידוד השתתפות; </w:t>
+            </w:r>
+            <w:r>
+              <w:rPr>
+                <w:rFonts w:ascii="Arial" w:eastAsia="Times New Roman" w:hAnsi="Arial" w:cs="Arial" w:hint="cs"/>
+                <w:rtl/>
+                <w:lang w:eastAsia="en-US"/>
+              </w:rPr>
+              <w:t>מיקסום תועלת</w:t>
             </w:r>
           </w:p>
         </w:tc>
@@ -3140,7 +3131,33 @@
               <w:rPr>
                 <w:rFonts w:ascii="Arial" w:hAnsi="Arial" w:cs="Arial"/>
               </w:rPr>
-              <w:t>Kidney exchange</w:t>
+              <w:t xml:space="preserve">Top Trading Cycles; </w:t>
+            </w:r>
+          </w:p>
+          <w:p>
+            <w:pPr>
+              <w:pStyle w:val="TableContents"/>
+              <w:rPr>
+                <w:rFonts w:ascii="Arial" w:hAnsi="Arial" w:cs="Arial"/>
+              </w:rPr>
+            </w:pPr>
+            <w:r>
+              <w:rPr>
+                <w:rFonts w:ascii="Arial" w:hAnsi="Arial" w:cs="Arial"/>
+              </w:rPr>
+              <w:t xml:space="preserve">Kidney </w:t>
+            </w:r>
+            <w:r>
+              <w:rPr>
+                <w:rFonts w:ascii="Arial" w:hAnsi="Arial" w:cs="Arial"/>
+              </w:rPr>
+              <w:t>e</w:t>
+            </w:r>
+            <w:r>
+              <w:rPr>
+                <w:rFonts w:ascii="Arial" w:hAnsi="Arial" w:cs="Arial"/>
+              </w:rPr>
+              <w:t>xchange</w:t>
             </w:r>
           </w:p>
         </w:tc>
@@ -3663,31 +3680,7 @@
           <w:szCs w:val="20"/>
           <w:u w:val="none"/>
         </w:rPr>
-        <w:t xml:space="preserve"> Handbook of Computational Social Choice (2016), by Brandt, </w:t>
-      </w:r>
-      <w:proofErr w:type="spellStart"/>
-      <w:r>
-        <w:rPr>
-          <w:rStyle w:val="Hyperlink"/>
-          <w:rFonts w:ascii="Arial" w:hAnsi="Arial" w:cs="Arial"/>
-          <w:color w:val="auto"/>
-          <w:sz w:val="20"/>
-          <w:szCs w:val="20"/>
-          <w:u w:val="none"/>
-        </w:rPr>
-        <w:t>Conitzer</w:t>
-      </w:r>
-      <w:proofErr w:type="spellEnd"/>
-      <w:r>
-        <w:rPr>
-          <w:rStyle w:val="Hyperlink"/>
-          <w:rFonts w:ascii="Arial" w:hAnsi="Arial" w:cs="Arial"/>
-          <w:color w:val="auto"/>
-          <w:sz w:val="20"/>
-          <w:szCs w:val="20"/>
-          <w:u w:val="none"/>
-        </w:rPr>
-        <w:t xml:space="preserve">, Ulle , Lang, Procaccia. </w:t>
+        <w:t xml:space="preserve"> Handbook of Computational Social Choice (2016), by Brandt, Conitzer, Ulle , Lang, Procaccia. </w:t>
       </w:r>
       <w:r>
         <w:rPr>
